--- a/Fase 2/Evidencias Grupales/2.4_GuiaEstudiante_Fase 2_DesarrolloProyecto APT (Español).docx
+++ b/Fase 2/Evidencias Grupales/2.4_GuiaEstudiante_Fase 2_DesarrolloProyecto APT (Español).docx
@@ -95,52 +95,7 @@
                                   <w:sz w:val="48"/>
                                   <w:szCs w:val="48"/>
                                 </w:rPr>
-                                <w:t>Guía</w:t>
-                              </w:r>
-                              <w:r>
-                                <w:rPr>
-                                  <w:b/>
-                                  <w:color w:val="1F3864" w:themeColor="accent1" w:themeShade="80"/>
-                                  <w:sz w:val="48"/>
-                                  <w:szCs w:val="48"/>
-                                </w:rPr>
-                                <w:t>2.</w:t>
-                              </w:r>
-                              <w:r>
-                                <w:rPr>
-                                  <w:b/>
-                                  <w:color w:val="1F3864" w:themeColor="accent1" w:themeShade="80"/>
-                                  <w:sz w:val="48"/>
-                                  <w:szCs w:val="48"/>
-                                </w:rPr>
-                                <w:t xml:space="preserve"> </w:t>
-                              </w:r>
-                              <w:r>
-                                <w:rPr>
-                                  <w:b/>
-                                  <w:color w:val="1F3864" w:themeColor="accent1" w:themeShade="80"/>
-                                  <w:sz w:val="48"/>
-                                  <w:szCs w:val="48"/>
-                                </w:rPr>
-                                <w:t>Desarrollo P</w:t>
-                              </w:r>
-                              <w:r>
-                                <w:rPr>
-                                  <w:b/>
-                                  <w:color w:val="1F3864" w:themeColor="accent1" w:themeShade="80"/>
-                                  <w:sz w:val="48"/>
-                                  <w:szCs w:val="48"/>
-                                </w:rPr>
-                                <w:t xml:space="preserve">royecto </w:t>
-                              </w:r>
-                              <w:r>
-                                <w:rPr>
-                                  <w:b/>
-                                  <w:color w:val="1F3864" w:themeColor="accent1" w:themeShade="80"/>
-                                  <w:sz w:val="48"/>
-                                  <w:szCs w:val="48"/>
-                                </w:rPr>
-                                <w:t xml:space="preserve">APT </w:t>
+                                <w:t xml:space="preserve">Guía2. Desarrollo Proyecto APT </w:t>
                               </w:r>
                             </w:p>
                             <w:p>
@@ -160,16 +115,7 @@
                                   <w:sz w:val="48"/>
                                   <w:szCs w:val="48"/>
                                 </w:rPr>
-                                <w:t xml:space="preserve">Asignatura </w:t>
-                              </w:r>
-                              <w:r>
-                                <w:rPr>
-                                  <w:b/>
-                                  <w:color w:val="1F3864" w:themeColor="accent1" w:themeShade="80"/>
-                                  <w:sz w:val="48"/>
-                                  <w:szCs w:val="48"/>
-                                </w:rPr>
-                                <w:t>Capstone</w:t>
+                                <w:t xml:space="preserve">Asignatura Capstone</w:t>
                               </w:r>
                             </w:p>
                           </w:txbxContent>
@@ -271,52 +217,7 @@
                             <w:sz w:val="48"/>
                             <w:szCs w:val="48"/>
                           </w:rPr>
-                          <w:t>Guía</w:t>
-                        </w:r>
-                        <w:r>
-                          <w:rPr>
-                            <w:b/>
-                            <w:color w:val="1F3864" w:themeColor="accent1" w:themeShade="80"/>
-                            <w:sz w:val="48"/>
-                            <w:szCs w:val="48"/>
-                          </w:rPr>
-                          <w:t>2.</w:t>
-                        </w:r>
-                        <w:r>
-                          <w:rPr>
-                            <w:b/>
-                            <w:color w:val="1F3864" w:themeColor="accent1" w:themeShade="80"/>
-                            <w:sz w:val="48"/>
-                            <w:szCs w:val="48"/>
-                          </w:rPr>
-                          <w:t xml:space="preserve"> </w:t>
-                        </w:r>
-                        <w:r>
-                          <w:rPr>
-                            <w:b/>
-                            <w:color w:val="1F3864" w:themeColor="accent1" w:themeShade="80"/>
-                            <w:sz w:val="48"/>
-                            <w:szCs w:val="48"/>
-                          </w:rPr>
-                          <w:t>Desarrollo P</w:t>
-                        </w:r>
-                        <w:r>
-                          <w:rPr>
-                            <w:b/>
-                            <w:color w:val="1F3864" w:themeColor="accent1" w:themeShade="80"/>
-                            <w:sz w:val="48"/>
-                            <w:szCs w:val="48"/>
-                          </w:rPr>
-                          <w:t xml:space="preserve">royecto </w:t>
-                        </w:r>
-                        <w:r>
-                          <w:rPr>
-                            <w:b/>
-                            <w:color w:val="1F3864" w:themeColor="accent1" w:themeShade="80"/>
-                            <w:sz w:val="48"/>
-                            <w:szCs w:val="48"/>
-                          </w:rPr>
-                          <w:t xml:space="preserve">APT </w:t>
+                          <w:t xml:space="preserve">Guía2. Desarrollo Proyecto APT </w:t>
                         </w:r>
                       </w:p>
                       <w:p>
@@ -336,16 +237,7 @@
                             <w:sz w:val="48"/>
                             <w:szCs w:val="48"/>
                           </w:rPr>
-                          <w:t xml:space="preserve">Asignatura </w:t>
-                        </w:r>
-                        <w:r>
-                          <w:rPr>
-                            <w:b/>
-                            <w:color w:val="1F3864" w:themeColor="accent1" w:themeShade="80"/>
-                            <w:sz w:val="48"/>
-                            <w:szCs w:val="48"/>
-                          </w:rPr>
-                          <w:t>Capstone</w:t>
+                          <w:t xml:space="preserve">Asignatura Capstone</w:t>
                         </w:r>
                       </w:p>
                     </w:txbxContent>
@@ -468,43 +360,7 @@
                 <w:sz w:val="28"/>
                 <w:szCs w:val="28"/>
               </w:rPr>
-              <w:t>1</w:t>
-            </w:r>
-            <w:r>
-              <w:rPr>
-                <w:b/>
-                <w:color w:val="1F3864" w:themeColor="accent1" w:themeShade="80"/>
-                <w:sz w:val="28"/>
-                <w:szCs w:val="28"/>
-              </w:rPr>
-              <w:t xml:space="preserve">. </w:t>
-            </w:r>
-            <w:r>
-              <w:rPr>
-                <w:b/>
-                <w:color w:val="1F3864" w:themeColor="accent1" w:themeShade="80"/>
-                <w:sz w:val="28"/>
-                <w:szCs w:val="28"/>
-              </w:rPr>
-              <w:t xml:space="preserve">Resumen </w:t>
-            </w:r>
-            <w:r>
-              <w:rPr>
-                <w:b/>
-                <w:color w:val="1F3864" w:themeColor="accent1" w:themeShade="80"/>
-                <w:sz w:val="28"/>
-                <w:szCs w:val="28"/>
-              </w:rPr>
-              <w:t xml:space="preserve">avance </w:t>
-            </w:r>
-            <w:r>
-              <w:rPr>
-                <w:b/>
-                <w:color w:val="1F3864" w:themeColor="accent1" w:themeShade="80"/>
-                <w:sz w:val="28"/>
-                <w:szCs w:val="28"/>
-              </w:rPr>
-              <w:t>Proyecto APT</w:t>
+              <w:t xml:space="preserve">1. Resumen avance Proyecto APT</w:t>
             </w:r>
           </w:p>
         </w:tc>
@@ -600,21 +456,7 @@
                 <w:rFonts w:ascii="Calibri" w:hAnsi="Calibri"/>
                 <w:color w:val="1F3864" w:themeColor="accent1" w:themeShade="80"/>
               </w:rPr>
-              <w:t>Resumen</w:t>
-            </w:r>
-            <w:r>
-              <w:rPr>
-                <w:rFonts w:ascii="Calibri" w:hAnsi="Calibri"/>
-                <w:color w:val="1F3864" w:themeColor="accent1" w:themeShade="80"/>
-              </w:rPr>
-              <w:t xml:space="preserve"> de</w:t>
-            </w:r>
-            <w:r>
-              <w:rPr>
-                <w:rFonts w:ascii="Calibri" w:hAnsi="Calibri"/>
-                <w:color w:val="1F3864" w:themeColor="accent1" w:themeShade="80"/>
-              </w:rPr>
-              <w:t xml:space="preserve"> avance proyecto APT</w:t>
+              <w:t xml:space="preserve">Resumen de avance proyecto APT</w:t>
             </w:r>
           </w:p>
         </w:tc>
@@ -641,7 +483,7 @@
                 <w:color w:val="1F2937"/>
                 <w:sz w:val="20"/>
               </w:rPr>
-              <w:t>Al cierre de la semana 10, el proyecto completó los tres primeros sprints planificados en la guía de la Fase 1. LogiSLA ya permite cargar un archivo de envíos, auditarlo contra las reglas SLA de cada transportista, revisar los resultados en un dashboard y generar con IA la carta de reclamo y el resumen ejecutivo del lote.</w:t>
+              <w:t xml:space="preserve">Al cierre de la semana 10, el proyecto completó los tres primeros sprints planificados en la guía de la Fase 1. LogiSLA ya permite cargar un archivo de envíos, auditarlo contra la regla SLA de cada transportista y revisar los resultados en un dashboard, con la tabla de guías y la descarga de incumplimientos en CSV. El Sprint 3 se cerró con un alcance ajustado: los gráficos de multa y atraso y el módulo de IA generativa, previstos para ese sprint, se trasladaron al Sprint 4 (ver sección 3).</w:t>
             </w:r>
           </w:p>
           <w:p>
@@ -703,7 +545,7 @@
                 <w:color w:val="1F2937"/>
                 <w:sz w:val="20"/>
               </w:rPr>
-              <w:t>Se desarrolló el motor de auditoría determinístico en Python: calcula el tiempo de tránsito en horas hábiles (lunes a viernes, de 09:00 a 18:00), descuenta fines de semana y feriados chilenos con la librería Workalendar, determina el atraso sobre el plazo de la regla SLA y aplica la multa correspondiente. Cumple el objetivo específico 2.</w:t>
+              <w:t xml:space="preserve">Se desarrolló el motor de auditoría determinístico en Python: calcula el tiempo de tránsito en horas hábiles (lunes a viernes, de 09:00 a 18:00), descuenta fines de semana y feriados chilenos con la librería Workalendar, determina el atraso sobre el plazo de la regla SLA y aplica la multa fija por guía definida en esa regla. Cumple el objetivo específico 2.</w:t>
             </w:r>
           </w:p>
           <w:p>
@@ -726,15 +568,15 @@
                 <w:color w:val="1F2937"/>
                 <w:sz w:val="20"/>
               </w:rPr>
-              <w:t xml:space="preserve">Sprint 3 (semanas 9 y 10, completado). </w:t>
-            </w:r>
-            <w:r>
-              <w:rPr>
-                <w:rFonts w:ascii="Calibri" w:hAnsi="Calibri"/>
-                <w:color w:val="1F2937"/>
-                <w:sz w:val="20"/>
-              </w:rPr>
-              <w:t>Se desarrolló el dashboard en Next.js, con el listado de lotes y el detalle de cada lote: franja de cumplimiento, desglose por transportista, gráficos de multa y de atraso, y tabla de guías con filtros, búsqueda y descarga en CSV. También se integró el módulo de IA generativa, que redacta con la API de Claude la carta de reclamo por transportista y el resumen ejecutivo. Cumple los objetivos específicos 3 y 4.</w:t>
+              <w:t xml:space="preserve">Sprint 3 (semanas 9 y 10, completado con alcance ajustado). </w:t>
+            </w:r>
+            <w:r>
+              <w:rPr>
+                <w:rFonts w:ascii="Calibri" w:hAnsi="Calibri"/>
+                <w:color w:val="1F2937"/>
+                <w:sz w:val="20"/>
+              </w:rPr>
+              <w:t xml:space="preserve">Se desarrollaron los endpoints de consulta y el dashboard en Next.js, con el listado de lotes y el detalle de cada lote: franja de cumplimiento, desglose por transportista y tabla de guías con filtros, búsqueda, paginación y descarga en CSV. Avanza el objetivo específico 3; los gráficos de multa y de atraso (HU-15) lo completan en el Sprint 4. El módulo de IA generativa del objetivo específico 4 (carta de reclamo y resumen ejecutivo con la API de Claude) se trasladó al Sprint 4, porque se planificaron 36 puntos (dashboard, gráficos e IA) y la capacidad real fue de 20 puntos.</w:t>
             </w:r>
           </w:p>
           <w:p>
@@ -765,7 +607,7 @@
                 <w:color w:val="1F2937"/>
                 <w:sz w:val="20"/>
               </w:rPr>
-              <w:t>En cada sprint las pruebas se escribieron junto con el código, como define la metodología. A la fecha hay 53 casos automatizados en el backend (PyTest) y 13 en el frontend, que cubren el mapeo de columnas, la carga de archivos, el cálculo de horas hábiles y multas, las consultas del dashboard y el módulo de IA. El objetivo específico 5 avanza según lo planificado: faltan las pruebas end-to-end, que corresponden al Sprint 4. El objetivo específico 6 (despliegue en GCP con CI/CD) también corresponde al Sprint 4 y aún no se inicia.</w:t>
+              <w:t xml:space="preserve">En cada sprint las pruebas se escribieron junto con el código, como define la metodología. A la fecha hay 38 casos automatizados en el backend (PyTest): 20 del motor de auditoría, 6 del mapeo de columnas, 4 de la carga de archivos, 3 de la auditoría vía API y 5 de las consultas del dashboard. El objetivo específico 5 avanza según lo replanificado: las pruebas del frontend con node:test corresponden al Sprint 4 y las pruebas end-to-end con Playwright, al Sprint 5. El objetivo específico 6 (despliegue en GCP con CI/CD) se aborda en los Sprints 4 y 5 y aún no se inicia.</w:t>
             </w:r>
           </w:p>
           <w:p>
@@ -788,7 +630,7 @@
                 <w:sz w:val="20"/>
               </w:rPr>
               <w:lastRenderedPageBreak/>
-              <w:t>Los objetivos se mantienen. La metodología tiene ajustes acotados, que se indican en los campos siguientes y se justifican en la sección 3.</w:t>
+              <w:t xml:space="preserve">Los objetivos se mantienen. La metodología y el calendario tienen ajustes acotados, que se indican en los campos siguientes y se justifican en la sección 3.</w:t>
             </w:r>
           </w:p>
         </w:tc>
@@ -898,7 +740,7 @@
                 <w:color w:val="1F2937"/>
                 <w:sz w:val="20"/>
               </w:rPr>
-              <w:t>Se mantiene Scrum con cinco sprints en 15 semanas, gestión en Jira y trabajo con ramas y Pull Requests en GitHub. Se ajustan tres aspectos:</w:t>
+              <w:t xml:space="preserve">Se mantiene Scrum con cinco sprints en 15 semanas, gestión en Jira y trabajo con ramas y Pull Requests en GitHub. Se ajustan cuatro aspectos:</w:t>
             </w:r>
           </w:p>
           <w:p>
@@ -960,7 +802,7 @@
                 <w:color w:val="1F2937"/>
                 <w:sz w:val="20"/>
               </w:rPr>
-              <w:t>SQLite para desarrollo y demostración local; PostgreSQL 16 en Cloud SQL para el despliegue. Las migraciones con Alembic pasan al Sprint 4.</w:t>
+              <w:t xml:space="preserve">SQLite para desarrollo y demostración local; PostgreSQL 16 en Cloud SQL para el despliegue. El paso a PostgreSQL y las migraciones con Alembic se realizan en el Sprint 4.</w:t>
             </w:r>
           </w:p>
           <w:p>
@@ -991,7 +833,38 @@
                 <w:color w:val="1F2937"/>
                 <w:sz w:val="20"/>
               </w:rPr>
-              <w:t>la lógica se prueba con el runner nativo de Node.js (node:test) en lugar de Jest; las pruebas de interfaz completa se mantienen con Playwright en el Sprint 4.</w:t>
+              <w:t xml:space="preserve">la lógica se probará con el runner nativo de Node.js (node:test) en lugar de Jest, en el Sprint 4; las pruebas de interfaz completa se mantienen con Playwright en el Sprint 5.</w:t>
+            </w:r>
+          </w:p>
+          <w:p>
+            <w:pPr>
+              <w:spacing w:after="80"/>
+              <w:jc w:val="both"/>
+              <w:rPr>
+                <w:rFonts w:ascii="Calibri" w:hAnsi="Calibri" w:cs="Arial"/>
+                <w:i/>
+                <w:color w:val="548DD4"/>
+                <w:sz w:val="20"/>
+                <w:szCs w:val="20"/>
+                <w:lang w:eastAsia="es-CL"/>
+              </w:rPr>
+            </w:pPr>
+            <w:r>
+              <w:rPr>
+                <w:rFonts w:ascii="Calibri" w:hAnsi="Calibri"/>
+                <w:b/>
+                <w:color w:val="1F2937"/>
+                <w:sz w:val="20"/>
+              </w:rPr>
+              <w:t xml:space="preserve">Calendario replanificado: </w:t>
+            </w:r>
+            <w:r>
+              <w:rPr>
+                <w:rFonts w:ascii="Calibri" w:hAnsi="Calibri"/>
+                <w:color w:val="1F2937"/>
+                <w:sz w:val="20"/>
+              </w:rPr>
+              <w:t xml:space="preserve">la clase del martes 13 de octubre (semana 10) se suspendió por un temporal de lluvia y viento, y la del 20 de octubre (semana 11) fue en línea y se dedicó a las instrucciones del docente para la presentación de la Fase 2 del 27 de octubre (semana 12). Por eso las semanas 11 y 12, hasta la presentación, se destinan al cierre de la Fase 2 (documentación, repositorio y presentación de avance). El Sprint 4 va del 28 de octubre al 9 de noviembre (semanas 12 y 13) y el Sprint 5, del 10 al 16 de noviembre (semana 14), porque el martes 17 de noviembre (semana 15) el proyecto debe estar terminado y funcionando sin errores. La defensa es el 1 de diciembre (semana 17).</w:t>
             </w:r>
           </w:p>
         </w:tc>
@@ -1138,7 +1011,7 @@
                 <w:color w:val="1F2937"/>
                 <w:sz w:val="20"/>
               </w:rPr>
-              <w:t>capturas de la aplicación procesando el archivo de prueba de 60 guías, con el resultado de la auditoría, los gráficos y la carta de reclamo generada. Valida la funcionalidad principal comprometida para el Sprint 3.</w:t>
+              <w:t xml:space="preserve">capturas de la aplicación procesando el archivo de prueba de 60 guías: columnas detectadas, resultado de la auditoría, franja de cumplimiento, desglose por transportista y tabla de guías. Valida la funcionalidad principal comprometida para el Sprint 3.</w:t>
             </w:r>
           </w:p>
           <w:p>
@@ -1169,7 +1042,7 @@
                 <w:color w:val="1F2937"/>
                 <w:sz w:val="20"/>
               </w:rPr>
-              <w:t>resultado de PyTest con cobertura (backend) y de las pruebas del frontend. Certifica que el cálculo de multas y los demás módulos funcionan según lo especificado.</w:t>
+              <w:t xml:space="preserve">resultado de las 38 pruebas de PyTest con su cobertura (pytest-cov). Certifica que el cálculo de horas hábiles y multas y los demás módulos funcionan según lo especificado. Las pruebas del frontend se incorporan en el Sprint 4.</w:t>
             </w:r>
           </w:p>
           <w:p>
@@ -1231,7 +1104,7 @@
                 <w:color w:val="1F2937"/>
                 <w:sz w:val="20"/>
               </w:rPr>
-              <w:t>(a) Pruebas automatizadas escritas junto con cada módulo, que no dependen de red ni de una base de datos externa. (b) Separación entre el cálculo, que es determinístico, de autoría propia y está probado, y la redacción con IA, que nunca modifica montos: el anexo con el detalle de guías y multas lo genera siempre el sistema. (c) Integración a la rama principal mediante Pull Requests con revisión del otro integrante. (d) Manejo explícito de casos límite: archivos con columnas no reconocidas, guías sin fecha de entrega, transportistas sin regla SLA y caídas de la API de IA. (e) Seguridad básica: las claves se leen desde variables de entorno y no se suben al repositorio, y la exportación CSV neutraliza textos que Excel interpretaría como fórmulas.</w:t>
+              <w:t xml:space="preserve">(a) Pruebas automatizadas escritas junto con cada módulo, que no dependen de red ni de una base de datos externa. (b) Separación entre el cálculo, que es determinístico, de autoría propia y está probado, y la redacción con IA del Sprint 4, que no modificará montos: las cifras y el anexo con el detalle de guías y multas los generará siempre el sistema. (c) Integración a la rama principal mediante Pull Requests con revisión del otro integrante. (d) Manejo explícito de casos límite: archivos con columnas no reconocidas, guías sin fecha de entrega y transportistas sin regla SLA. (e) Seguridad básica: las claves se leen desde variables de entorno y no se suben al repositorio, y la exportación CSV neutraliza textos que Excel interpretaría como fórmulas.</w:t>
             </w:r>
           </w:p>
           <w:p>
@@ -1304,25 +1177,7 @@
                 <w:szCs w:val="28"/>
               </w:rPr>
               <w:lastRenderedPageBreak/>
-              <w:t>2</w:t>
-            </w:r>
-            <w:r>
-              <w:rPr>
-                <w:b/>
-                <w:color w:val="1F3864" w:themeColor="accent1" w:themeShade="80"/>
-                <w:sz w:val="28"/>
-                <w:szCs w:val="28"/>
-              </w:rPr>
-              <w:t xml:space="preserve">. </w:t>
-            </w:r>
-            <w:r>
-              <w:rPr>
-                <w:b/>
-                <w:color w:val="1F3864" w:themeColor="accent1" w:themeShade="80"/>
-                <w:sz w:val="28"/>
-                <w:szCs w:val="28"/>
-              </w:rPr>
-              <w:t xml:space="preserve">Monitoreo del Plan de Trabajo </w:t>
+              <w:t xml:space="preserve">2. Monitoreo del Plan de Trabajo </w:t>
             </w:r>
           </w:p>
         </w:tc>
@@ -1350,21 +1205,7 @@
                 <w:rFonts w:ascii="Calibri" w:hAnsi="Calibri"/>
                 <w:color w:val="1F3864" w:themeColor="accent1" w:themeShade="80"/>
               </w:rPr>
-              <w:t xml:space="preserve">Examina cuidadosamente tu plan de trabajo, enfocándote especialmente en la columna de </w:t>
-            </w:r>
-            <w:r>
-              <w:rPr>
-                <w:rFonts w:ascii="Calibri" w:hAnsi="Calibri"/>
-                <w:color w:val="1F3864" w:themeColor="accent1" w:themeShade="80"/>
-              </w:rPr>
-              <w:t xml:space="preserve">estado de avance </w:t>
-            </w:r>
-            <w:r>
-              <w:rPr>
-                <w:rFonts w:ascii="Calibri" w:hAnsi="Calibri"/>
-                <w:color w:val="1F3864" w:themeColor="accent1" w:themeShade="80"/>
-              </w:rPr>
-              <w:t>y ajustes.</w:t>
+              <w:t xml:space="preserve">Examina cuidadosamente tu plan de trabajo, enfocándote especialmente en la columna de estado de avance y ajustes.</w:t>
             </w:r>
           </w:p>
         </w:tc>
@@ -1462,23 +1303,7 @@
                 <w:color w:val="1F3864" w:themeColor="accent1" w:themeShade="80"/>
                 <w:sz w:val="18"/>
               </w:rPr>
-              <w:t>C</w:t>
-            </w:r>
-            <w:r>
-              <w:rPr>
-                <w:rFonts w:ascii="Calibri" w:hAnsi="Calibri"/>
-                <w:color w:val="1F3864" w:themeColor="accent1" w:themeShade="80"/>
-                <w:sz w:val="18"/>
-              </w:rPr>
-              <w:t>ompetencia</w:t>
-            </w:r>
-            <w:r>
-              <w:rPr>
-                <w:rFonts w:ascii="Calibri" w:hAnsi="Calibri"/>
-                <w:color w:val="1F3864" w:themeColor="accent1" w:themeShade="80"/>
-                <w:sz w:val="18"/>
-              </w:rPr>
-              <w:t xml:space="preserve"> o unidades de competencias</w:t>
+              <w:t xml:space="preserve">Competencia o unidades de competencias</w:t>
             </w:r>
           </w:p>
         </w:tc>
@@ -1655,15 +1480,7 @@
                 <w:color w:val="1F3864" w:themeColor="accent1" w:themeShade="80"/>
                 <w:sz w:val="18"/>
               </w:rPr>
-              <w:t>A</w:t>
-            </w:r>
-            <w:r>
-              <w:rPr>
-                <w:rFonts w:ascii="Calibri" w:hAnsi="Calibri"/>
-                <w:color w:val="1F3864" w:themeColor="accent1" w:themeShade="80"/>
-                <w:sz w:val="18"/>
-              </w:rPr>
-              <w:t>justes</w:t>
+              <w:t>Ajustes</w:t>
             </w:r>
           </w:p>
         </w:tc>
@@ -2013,7 +1830,7 @@
                 <w:color w:val="1F2937"/>
                 <w:sz w:val="16"/>
               </w:rPr>
-              <w:t>Cero fallas toleradas en el cálculo de multas: 20 pruebas unitarias de horas hábiles y multas.</w:t>
+              <w:t xml:space="preserve">Cero fallas toleradas en el cálculo de multas: 20 pruebas unitarias del motor de auditoría (horas hábiles, cumplimiento y multa, transportistas y reglas SLA).</w:t>
             </w:r>
           </w:p>
         </w:tc>
@@ -2065,7 +1882,7 @@
                 <w:color w:val="1F2937"/>
                 <w:sz w:val="16"/>
               </w:rPr>
-              <w:t>Regla SLA por transportista con multa fija por guía (sin zonas de origen y destino).</w:t>
+              <w:t xml:space="preserve">Regla SLA por transportista con multa fija por guía (sin zonas de origen y destino ni tipo de servicio, que los archivos no traen).</w:t>
             </w:r>
           </w:p>
         </w:tc>
@@ -2116,7 +1933,7 @@
                 <w:color w:val="1F2937"/>
                 <w:sz w:val="16"/>
               </w:rPr>
-              <w:t>Sprint 3: dashboard, IA generativa y pruebas de integración</w:t>
+              <w:t xml:space="preserve">Sprint 3: consultas, dashboard, tabla de guías y pruebas de integración</w:t>
             </w:r>
           </w:p>
         </w:tc>
@@ -2139,7 +1956,7 @@
                 <w:color w:val="1F2937"/>
                 <w:sz w:val="16"/>
               </w:rPr>
-              <w:t>Next.js 16, Tailwind, API de Claude, PyTest, node:test</w:t>
+              <w:t xml:space="preserve">Next.js 16, Tailwind CSS, FastAPI, SQLAlchemy, PyTest</w:t>
             </w:r>
           </w:p>
         </w:tc>
@@ -2188,7 +2005,7 @@
                 <w:color w:val="1F2937"/>
                 <w:sz w:val="16"/>
               </w:rPr>
-              <w:t>José Salvatierra (dashboard y gráficos) / Sebastián Acuña (módulo de IA)</w:t>
+              <w:t xml:space="preserve">José Salvatierra (dashboard y tabla de guías) / Sebastián Acuña (endpoints de consulta y pruebas)</w:t>
             </w:r>
           </w:p>
         </w:tc>
@@ -2214,7 +2031,7 @@
                 <w:color w:val="1F2937"/>
                 <w:sz w:val="16"/>
               </w:rPr>
-              <w:t>Riesgo de falla o latencia de la API de IA: se resolvió con plantilla de respaldo y tiempo máximo de espera.</w:t>
+              <w:t xml:space="preserve">Dificultad: se planificaron 36 puntos (dashboard, gráficos e IA) y la capacidad real fue de 20 puntos. La clase del 13 de octubre se suspendió por un temporal de lluvia y viento.</w:t>
             </w:r>
           </w:p>
         </w:tc>
@@ -2266,7 +2083,7 @@
                 <w:color w:val="1F2937"/>
                 <w:sz w:val="16"/>
               </w:rPr>
-              <w:t>Pruebas del frontend con node:test en lugar de Jest. Gráficos con HTML y CSS, sin librería externa.</w:t>
+              <w:t xml:space="preserve">Los gráficos de multa y atraso (HU-15) y el módulo de IA (HU-17 y HU-18) se trasladan al Sprint 4. Franja de cumplimiento con HTML y CSS, sin librería externa.</w:t>
             </w:r>
           </w:p>
         </w:tc>
@@ -2317,7 +2134,7 @@
                 <w:color w:val="1F2937"/>
                 <w:sz w:val="16"/>
               </w:rPr>
-              <w:t>Sprint 4: despliegue en GCP, CI/CD y pruebas E2E</w:t>
+              <w:t xml:space="preserve">Sprint 4: IA generativa, gráficos, PostgreSQL con Alembic, Docker y pruebas del frontend</w:t>
             </w:r>
           </w:p>
         </w:tc>
@@ -2340,7 +2157,7 @@
                 <w:color w:val="1F2937"/>
                 <w:sz w:val="16"/>
               </w:rPr>
-              <w:t>Docker, Cloud Run, Cloud SQL, Secret Manager, GitHub Actions, Playwright, Alembic</w:t>
+              <w:t xml:space="preserve">API de Claude, PostgreSQL 16, Alembic, Docker, Next.js, node:test, PyTest</w:t>
             </w:r>
           </w:p>
         </w:tc>
@@ -2363,7 +2180,7 @@
                 <w:color w:val="1F2937"/>
                 <w:sz w:val="16"/>
               </w:rPr>
-              <w:t>Semanas 11 y 12</w:t>
+              <w:t xml:space="preserve">Semanas 12 y 13 (28 de octubre al 9 de noviembre)</w:t>
             </w:r>
           </w:p>
         </w:tc>
@@ -2389,7 +2206,7 @@
                 <w:color w:val="1F2937"/>
                 <w:sz w:val="16"/>
               </w:rPr>
-              <w:t>Sebastián Acuña (GCP y CI/CD) / José Salvatierra (pruebas E2E)</w:t>
+              <w:t xml:space="preserve">Sebastián Acuña (IA, PostgreSQL y Docker) / José Salvatierra (gráficos y pruebas del frontend)</w:t>
             </w:r>
           </w:p>
         </w:tc>
@@ -2415,7 +2232,7 @@
                 <w:color w:val="1F2937"/>
                 <w:sz w:val="16"/>
               </w:rPr>
-              <w:t>Curva de aprendizaje de GCP; la API key debe quedar en Secret Manager.</w:t>
+              <w:t xml:space="preserve">Riesgo de falla o latencia de la API de IA: se diseñará con tiempo máximo de espera y plantilla de respaldo. El compromiso (29 puntos) supera la velocidad real (20 a 24).</w:t>
             </w:r>
           </w:p>
         </w:tc>
@@ -2441,7 +2258,7 @@
                 <w:color w:val="1F2937"/>
                 <w:sz w:val="16"/>
               </w:rPr>
-              <w:t>No iniciado</w:t>
+              <w:t xml:space="preserve">Por iniciar</w:t>
             </w:r>
           </w:p>
         </w:tc>
@@ -2467,7 +2284,7 @@
                 <w:color w:val="1F2937"/>
                 <w:sz w:val="16"/>
               </w:rPr>
-              <w:t>Se agregan las migraciones con Alembic y el paso de SQLite a PostgreSQL en Cloud SQL.</w:t>
+              <w:t xml:space="preserve">Se reprograma para comenzar el 28 de octubre, después de la presentación, porque la suspensión de la clase del 13 de octubre y la clase en línea del 20 de octubre (instrucciones para la presentación) llevaron las semanas 11 y 12 al cierre de la Fase 2. Recibe HU-15, HU-17 y HU-18 del Sprint 3; Cloud Run y CI/CD pasan al Sprint 5.</w:t>
             </w:r>
           </w:p>
         </w:tc>
@@ -2518,7 +2335,7 @@
                 <w:color w:val="1F2937"/>
                 <w:sz w:val="16"/>
               </w:rPr>
-              <w:t>Sprint 5: cierre, documentación y defensa</w:t>
+              <w:t xml:space="preserve">Sprint 5: CI/CD, pruebas E2E, despliegue en GCP y cierre</w:t>
             </w:r>
           </w:p>
         </w:tc>
@@ -2541,7 +2358,7 @@
                 <w:color w:val="1F2937"/>
                 <w:sz w:val="16"/>
               </w:rPr>
-              <w:t>Word, software de grabación, Canva</w:t>
+              <w:t xml:space="preserve">GitHub Actions, Playwright, Cloud Run, Cloud SQL, Secret Manager, Word, software de grabación, Canva</w:t>
             </w:r>
           </w:p>
         </w:tc>
@@ -2564,7 +2381,7 @@
                 <w:color w:val="1F2937"/>
                 <w:sz w:val="16"/>
               </w:rPr>
-              <w:t>Semanas 13 a 15</w:t>
+              <w:t xml:space="preserve">Semana 14 (10 al 16 de noviembre). Entrega el 17 de noviembre (semana 15); defensa el 1 de diciembre (semana 17)</w:t>
             </w:r>
           </w:p>
         </w:tc>
@@ -2590,7 +2407,7 @@
                 <w:color w:val="1F2937"/>
                 <w:sz w:val="16"/>
               </w:rPr>
-              <w:t>Sebastián Acuña / José Salvatierra</w:t>
+              <w:t xml:space="preserve">Sebastián Acuña (GCP y CI/CD) / José Salvatierra (pruebas E2E) / ambos (informe y defensa)</w:t>
             </w:r>
           </w:p>
         </w:tc>
@@ -2616,7 +2433,7 @@
                 <w:color w:val="1F2937"/>
                 <w:sz w:val="16"/>
               </w:rPr>
-              <w:t>Consolida el reporte de pruebas de todos los sprints y prepara la defensa ante la comisión.</w:t>
+              <w:t xml:space="preserve">Curva de aprendizaje de GCP; la API key debe quedar en Secret Manager. Consolida el reporte de pruebas y prepara la defensa del 1 de diciembre.</w:t>
             </w:r>
           </w:p>
         </w:tc>
@@ -2642,7 +2459,7 @@
                 <w:color w:val="1F2937"/>
                 <w:sz w:val="16"/>
               </w:rPr>
-              <w:t>No iniciado</w:t>
+              <w:t xml:space="preserve">Por iniciar</w:t>
             </w:r>
           </w:p>
         </w:tc>
@@ -2668,7 +2485,7 @@
                 <w:color w:val="1F2937"/>
                 <w:sz w:val="16"/>
               </w:rPr>
-              <w:t>Sin ajustes.</w:t>
+              <w:t xml:space="preserve">Concentra 33 puntos en una semana y el 17 de noviembre el proyecto debe estar terminado y funcionando sin errores. Si no alcanza, el orden de prioridad es: CI/CD y pruebas E2E, informe final y, al final, despliegue en la nube, con la demo local como respaldo.</w:t>
             </w:r>
           </w:p>
         </w:tc>
@@ -2728,25 +2545,7 @@
                 <w:sz w:val="28"/>
                 <w:szCs w:val="28"/>
               </w:rPr>
-              <w:t>3</w:t>
-            </w:r>
-            <w:r>
-              <w:rPr>
-                <w:b/>
-                <w:color w:val="1F3864" w:themeColor="accent1" w:themeShade="80"/>
-                <w:sz w:val="28"/>
-                <w:szCs w:val="28"/>
-              </w:rPr>
-              <w:t xml:space="preserve">. </w:t>
-            </w:r>
-            <w:r>
-              <w:rPr>
-                <w:b/>
-                <w:color w:val="1F3864" w:themeColor="accent1" w:themeShade="80"/>
-                <w:sz w:val="28"/>
-                <w:szCs w:val="28"/>
-              </w:rPr>
-              <w:t xml:space="preserve">Ajustes a partir del monitoreo </w:t>
+              <w:t xml:space="preserve">3. Ajustes a partir del monitoreo </w:t>
             </w:r>
           </w:p>
         </w:tc>
@@ -2776,56 +2575,7 @@
                 <w:color w:val="1F3864" w:themeColor="accent1" w:themeShade="80"/>
               </w:rPr>
               <w:lastRenderedPageBreak/>
-              <w:t>Profundiza en las observaciones de tu plan de trabajo</w:t>
-            </w:r>
-            <w:r>
-              <w:rPr>
-                <w:rFonts w:ascii="Calibri" w:hAnsi="Calibri"/>
-                <w:color w:val="1F3864" w:themeColor="accent1" w:themeShade="80"/>
-              </w:rPr>
-              <w:t xml:space="preserve">. Analiza las actividades planificadas y señala </w:t>
-            </w:r>
-            <w:r>
-              <w:rPr>
-                <w:rFonts w:ascii="Calibri" w:hAnsi="Calibri"/>
-                <w:color w:val="1F3864" w:themeColor="accent1" w:themeShade="80"/>
-              </w:rPr>
-              <w:t xml:space="preserve">qué </w:t>
-            </w:r>
-            <w:r>
-              <w:rPr>
-                <w:rFonts w:ascii="Calibri" w:hAnsi="Calibri"/>
-                <w:color w:val="1F3864" w:themeColor="accent1" w:themeShade="80"/>
-              </w:rPr>
-              <w:t xml:space="preserve">aspectos facilitaron u </w:t>
-            </w:r>
-            <w:r>
-              <w:rPr>
-                <w:rFonts w:ascii="Calibri" w:hAnsi="Calibri"/>
-                <w:color w:val="1F3864" w:themeColor="accent1" w:themeShade="80"/>
-              </w:rPr>
-              <w:t>obst</w:t>
-            </w:r>
-            <w:r>
-              <w:rPr>
-                <w:rFonts w:ascii="Calibri" w:hAnsi="Calibri"/>
-                <w:color w:val="1F3864" w:themeColor="accent1" w:themeShade="80"/>
-              </w:rPr>
-              <w:t xml:space="preserve">aculizaron la ejecución del plan. Plantea </w:t>
-            </w:r>
-            <w:r>
-              <w:rPr>
-                <w:rFonts w:ascii="Calibri" w:hAnsi="Calibri"/>
-                <w:color w:val="1F3864" w:themeColor="accent1" w:themeShade="80"/>
-              </w:rPr>
-              <w:t>cómo abordaste y/o abordarás</w:t>
-            </w:r>
-            <w:r>
-              <w:rPr>
-                <w:rFonts w:ascii="Calibri" w:hAnsi="Calibri"/>
-                <w:color w:val="1F3864" w:themeColor="accent1" w:themeShade="80"/>
-              </w:rPr>
-              <w:t xml:space="preserve"> los obstáculos. Por último, señala los ajustes que realizaste al plan de trabajo a partir de este análisis.</w:t>
+              <w:t xml:space="preserve">Profundiza en las observaciones de tu plan de trabajo. Analiza las actividades planificadas y señala qué aspectos facilitaron u obstaculizaron la ejecución del plan. Plantea cómo abordaste y/o abordarás los obstáculos. Por último, señala los ajustes que realizaste al plan de trabajo a partir de este análisis.</w:t>
             </w:r>
           </w:p>
         </w:tc>
@@ -3145,15 +2895,79 @@
                 <w:color w:val="1F2937"/>
                 <w:sz w:val="20"/>
               </w:rPr>
-              <w:t xml:space="preserve">Dependencia de un servicio externo de IA. </w:t>
-            </w:r>
-            <w:r>
-              <w:rPr>
-                <w:rFonts w:ascii="Calibri" w:hAnsi="Calibri"/>
-                <w:color w:val="1F2937"/>
-                <w:sz w:val="20"/>
-              </w:rPr>
-              <w:t>La API puede fallar o demorar. Acción: tiempo máximo de espera configurable y generación del documento con plantilla cuando la API no responde.</w:t>
+              <w:t xml:space="preserve">Dependencia futura de un servicio externo de IA. </w:t>
+            </w:r>
+            <w:r>
+              <w:rPr>
+                <w:rFonts w:ascii="Calibri" w:hAnsi="Calibri"/>
+                <w:color w:val="1F2937"/>
+                <w:sz w:val="20"/>
+              </w:rPr>
+              <w:t xml:space="preserve">La API puede fallar o demorar. Acción (Sprint 4): tiempo máximo de espera configurable y generación del documento con plantilla cuando la API no responda.</w:t>
+            </w:r>
+          </w:p>
+          <w:p>
+            <w:pPr>
+              <w:spacing w:after="80"/>
+              <w:jc w:val="both"/>
+              <w:rPr>
+                <w:rFonts w:ascii="Calibri" w:hAnsi="Calibri" w:cs="Arial"/>
+                <w:i/>
+                <w:iCs/>
+                <w:color w:val="548DD4"/>
+                <w:sz w:val="20"/>
+                <w:szCs w:val="20"/>
+                <w:lang w:eastAsia="es-CL"/>
+              </w:rPr>
+            </w:pPr>
+            <w:r>
+              <w:rPr>
+                <w:rFonts w:ascii="Calibri" w:hAnsi="Calibri"/>
+                <w:b/>
+                <w:color w:val="1F2937"/>
+                <w:sz w:val="20"/>
+              </w:rPr>
+              <w:t xml:space="preserve">Sobrecompromiso del Sprint 3. </w:t>
+            </w:r>
+            <w:r>
+              <w:rPr>
+                <w:rFonts w:ascii="Calibri" w:hAnsi="Calibri"/>
+                <w:color w:val="1F2937"/>
+                <w:sz w:val="20"/>
+              </w:rPr>
+              <w:t xml:space="preserve">Se planificaron 36 puntos (dashboard, gráficos e IA) y la capacidad real fue de 20. Acción: el sprint se cerró con el dashboard y la tabla de guías, los gráficos y la IA pasaron al Sprint 4 y los siguientes compromisos se comparan con la velocidad real del equipo.</w:t>
+            </w:r>
+          </w:p>
+          <w:p>
+            <w:pPr>
+              <w:spacing w:after="80"/>
+              <w:jc w:val="both"/>
+              <w:rPr>
+                <w:rFonts w:ascii="Calibri" w:hAnsi="Calibri" w:cs="Arial"/>
+                <w:i/>
+                <w:iCs/>
+                <w:color w:val="548DD4"/>
+                <w:sz w:val="20"/>
+                <w:szCs w:val="20"/>
+                <w:lang w:eastAsia="es-CL"/>
+              </w:rPr>
+            </w:pPr>
+            <w:r>
+              <w:rPr>
+                <w:rFonts w:ascii="Calibri" w:hAnsi="Calibri"/>
+                <w:b/>
+                <w:color w:val="1F2937"/>
+                <w:sz w:val="20"/>
+              </w:rPr>
+              <w:t xml:space="preserve">Suspensión y cambio de modalidad de clases. </w:t>
+            </w:r>
+            <w:r>
+              <w:rPr>
+                <w:rFonts w:ascii="Calibri" w:hAnsi="Calibri"/>
+                <w:color w:val="1F2937"/>
+                <w:sz w:val="20"/>
+              </w:rPr>
+              <w:t xml:space="preserve">La clase del martes 13 de octubre (semana 10) se suspendió por un temporal de lluvia y viento, justo al cierre del Sprint 3, y la del 20 de octubre (semana 11) fue en línea y se dedicó a las instrucciones del docente para la presentación de la Fase 2. Esto atrasó el inicio de la IA y de la migración a PostgreSQL. Acción: la revisión con el docente se realiza el 27 de octubre (semana 12) y el calendario se reordenó para cumplir la entrega del 17 de noviembre: Sprint 4 del 28 de octubre al 9 de noviembre y Sprint 5 del 10 al 16 de noviembre.</w:t>
             </w:r>
           </w:p>
         </w:tc>
@@ -3274,7 +3088,7 @@
                 <w:color w:val="1F2937"/>
                 <w:sz w:val="20"/>
               </w:rPr>
-              <w:t>La presentación mencionaba reglas por transportista, zona de origen y zona de destino. Se implementó la regla por transportista y tipo de servicio, con multa fija por guía, porque los archivos de envío no traen el origen y la estandarización de comunas (API DPA) estaba definida como opcional. La regla por zona queda como mejora posterior y no afecta el MVP.</w:t>
+              <w:t xml:space="preserve">La presentación mencionaba reglas por transportista, zona de origen y zona de destino. Se implementó la regla por transportista con multa fija por guía: el modelo admite un tipo de servicio, pero como los archivos de envío no traen el origen ni el tipo de servicio, el motor usa la regla general de cada transportista. La estandarización de comunas (API DPA) estaba definida como opcional. La regla por zona queda como mejora posterior y no afecta el MVP.</w:t>
             </w:r>
           </w:p>
           <w:p>
@@ -3367,7 +3181,7 @@
                 <w:color w:val="1F2937"/>
                 <w:sz w:val="20"/>
               </w:rPr>
-              <w:t>Jest se reemplaza por el runner nativo de Node.js (node:test), que no requiere dependencias adicionales. Las pruebas de interfaz completa se mantienen con Playwright en el Sprint 4.</w:t>
+              <w:t xml:space="preserve">Jest se reemplaza por el runner nativo de Node.js (node:test), que no requiere dependencias adicionales; estas pruebas se escriben en el Sprint 4. Las pruebas de interfaz completa se mantienen con Playwright en el Sprint 5.</w:t>
             </w:r>
           </w:p>
           <w:p>
@@ -3422,15 +3236,46 @@
                 <w:color w:val="1F2937"/>
                 <w:sz w:val="20"/>
               </w:rPr>
-              <w:t xml:space="preserve">Módulo de IA con respaldo (agregado). </w:t>
-            </w:r>
-            <w:r>
-              <w:rPr>
-                <w:rFonts w:ascii="Calibri" w:hAnsi="Calibri"/>
-                <w:color w:val="1F2937"/>
-                <w:sz w:val="20"/>
-              </w:rPr>
-              <w:t>La IA solo redacta el texto; las cifras y el anexo de guías los genera el sistema. Si la API no responde, el documento se genera con una plantilla, para que una falla externa no bloquee el trabajo del usuario.</w:t>
+              <w:t xml:space="preserve">Módulo de IA con respaldo (agregado al diseño, Sprint 4). </w:t>
+            </w:r>
+            <w:r>
+              <w:rPr>
+                <w:rFonts w:ascii="Calibri" w:hAnsi="Calibri"/>
+                <w:color w:val="1F2937"/>
+                <w:sz w:val="20"/>
+              </w:rPr>
+              <w:t xml:space="preserve">La IA solo redactará el texto; las cifras y el anexo de guías los generará el sistema. Si la API no responde, el documento se generará con una plantilla, para que una falla externa no bloquee el trabajo del usuario.</w:t>
+            </w:r>
+          </w:p>
+          <w:p>
+            <w:pPr>
+              <w:spacing w:after="80"/>
+              <w:jc w:val="both"/>
+              <w:rPr>
+                <w:rFonts w:ascii="Calibri" w:hAnsi="Calibri" w:cs="Arial"/>
+                <w:i/>
+                <w:color w:val="548DD4"/>
+                <w:sz w:val="20"/>
+                <w:szCs w:val="20"/>
+                <w:lang w:eastAsia="es-CL"/>
+              </w:rPr>
+            </w:pPr>
+            <w:r>
+              <w:rPr>
+                <w:rFonts w:ascii="Calibri" w:hAnsi="Calibri"/>
+                <w:b/>
+                <w:color w:val="1F2937"/>
+                <w:sz w:val="20"/>
+              </w:rPr>
+              <w:t xml:space="preserve">Replanificación del Sprint 3 y del calendario. </w:t>
+            </w:r>
+            <w:r>
+              <w:rPr>
+                <w:rFonts w:ascii="Calibri" w:hAnsi="Calibri"/>
+                <w:color w:val="1F2937"/>
+                <w:sz w:val="20"/>
+              </w:rPr>
+              <w:t xml:space="preserve">Los gráficos de multa y atraso (HU-15) y el módulo de IA (HU-17 y HU-18) pasan al Sprint 4 para ajustar el compromiso a la capacidad real. Por la suspensión de la clase del 13 de octubre y la clase en línea del 20 de octubre, las semanas 11 y 12 se destinan al cierre de la Fase 2. El Sprint 4 se ejecuta del 28 de octubre al 9 de noviembre y el Sprint 5, del 10 al 16 de noviembre, para que el 17 de noviembre (semana 15) el proyecto esté terminado y funcionando sin errores.</w:t>
             </w:r>
           </w:p>
         </w:tc>
@@ -3528,7 +3373,7 @@
                 <w:color w:val="1F2937"/>
                 <w:sz w:val="20"/>
               </w:rPr>
-              <w:t>No hay actividades retrasadas respecto del plan: los Sprints 1 a 3 se completaron dentro de las semanas 1 a 10. Los Sprints 4 y 5 aún no se inician porque corresponden a las semanas 11 a 15.</w:t>
+              <w:t xml:space="preserve">Actividades retrasadas: los gráficos de multa y atraso (HU-15) y el módulo de IA generativa (HU-17 y HU-18), comprometidos para el Sprint 3, se trasladaron al Sprint 4 por sobrecompromiso. La migración a PostgreSQL y el resto del Sprint 4 también se corrieron, por la suspensión de la clase del 13 de octubre y la clase en línea del 20 de octubre, dedicada a preparar la presentación de la Fase 2. Actividades no iniciadas: el Sprint 4 (28 de octubre al 9 de noviembre) y el Sprint 5 (10 al 16 de noviembre). El martes 17 de noviembre (semana 15) el proyecto debe estar terminado y funcionando sin errores.</w:t>
             </w:r>
           </w:p>
           <w:p>
@@ -3550,7 +3395,7 @@
                 <w:color w:val="1F2937"/>
                 <w:sz w:val="20"/>
               </w:rPr>
-              <w:t>El Sprint 4 concentra el mayor riesgo técnico, por la curva de aprendizaje de GCP. Para no afectar el proyecto se tomarán estas medidas:</w:t>
+              <w:t xml:space="preserve">Los Sprints 4 y 5 concentran el mayor riesgo: la integración con la API de IA, la curva de aprendizaje de GCP y un plazo corto (proyecto completo el 17 de noviembre). Para no afectar el proyecto se tomarán estas medidas:</w:t>
             </w:r>
           </w:p>
           <w:p>
@@ -3572,7 +3417,29 @@
                 <w:color w:val="1F2937"/>
                 <w:sz w:val="20"/>
               </w:rPr>
-              <w:t>Preparar en la semana 11 el Dockerfile y el pipeline de GitHub Actions (instalación, pruebas y construcción) antes de configurar Cloud Run, para que las pruebas automáticas corran en cada push desde el inicio.</w:t>
+              <w:t xml:space="preserve">Priorizar el módulo de IA al inicio del Sprint 4 y revisar el burndown a diario, porque el compromiso del sprint supera la velocidad real del equipo.</w:t>
+            </w:r>
+          </w:p>
+          <w:p>
+            <w:pPr>
+              <w:spacing w:after="80"/>
+              <w:jc w:val="both"/>
+              <w:rPr>
+                <w:rFonts w:ascii="Calibri" w:hAnsi="Calibri" w:cs="Arial"/>
+                <w:i/>
+                <w:color w:val="548DD4"/>
+                <w:sz w:val="20"/>
+                <w:szCs w:val="20"/>
+                <w:lang w:eastAsia="es-CL"/>
+              </w:rPr>
+            </w:pPr>
+            <w:r>
+              <w:rPr>
+                <w:rFonts w:ascii="Calibri" w:hAnsi="Calibri"/>
+                <w:color w:val="1F2937"/>
+                <w:sz w:val="20"/>
+              </w:rPr>
+              <w:t xml:space="preserve">Preparar el Dockerfile en el Sprint 4 y el pipeline de GitHub Actions (instalación, pruebas y construcción) al inicio del Sprint 5, antes de configurar Cloud Run, para que las pruebas automáticas corran en cada push desde el inicio.</w:t>
             </w:r>
           </w:p>
           <w:p>
@@ -3680,7 +3547,7 @@
           <w:color w:val="1F2937"/>
           <w:sz w:val="20"/>
         </w:rPr>
-        <w:t>Modelo relacional de LogiSLA (backend/db/modelo_er.png). Empresas cargan lotes de auditoría; cada lote contiene envíos; cada transportista tiene reglas SLA y transporta envíos. El vínculo entre envío y transportista es opcional porque se resuelve al auditar.</w:t>
+        <w:t xml:space="preserve">Modelo relacional de LogiSLA (Fase 2/Evidencias Proyecto/Evidencias de sistema/Base de datos/modelo_er.png). Las empresas cargan lotes de auditoría; cada lote contiene envíos; cada transportista tiene reglas SLA y transporta envíos. El vínculo entre envío y transportista es opcional porque se resuelve al auditar.</w:t>
       </w:r>
     </w:p>
     <w:p>
